--- a/content/Bios/Ross_MacAskill.docx
+++ b/content/Bios/Ross_MacAskill.docx
@@ -1,210 +1,8 @@
 
 <file path=word/document.xml><?xml version="1.0" encoding="utf-8"?>
-<w:document xmlns:w14="http://schemas.microsoft.com/office/word/2010/wordml" xmlns:wp14="http://schemas.microsoft.com/office/word/2010/wordprocessingDrawing" xmlns:w="http://schemas.openxmlformats.org/wordprocessingml/2006/main" xmlns:m="http://schemas.openxmlformats.org/officeDocument/2006/math" xmlns:r="http://schemas.openxmlformats.org/officeDocument/2006/relationships" xmlns:o="urn:schemas-microsoft-com:office:office" xmlns:v="urn:schemas-microsoft-com:vml" xmlns:w10="urn:schemas-microsoft-com:office:word" xmlns:a="http://schemas.openxmlformats.org/drawingml/2006/main" xmlns:pic="http://schemas.openxmlformats.org/drawingml/2006/picture" xmlns:wp="http://schemas.openxmlformats.org/drawingml/2006/wordprocessingDrawing" xmlns:mc="http://schemas.openxmlformats.org/markup-compatibility/2006" mc:Ignorable="w14 wp14">
+<w:document xmlns:ns1="http://schemas.openxmlformats.org/markup-compatibility/2006" xmlns:ns2="http://schemas.microsoft.com/office/word/2010/wordml" xmlns:w="http://schemas.openxmlformats.org/wordprocessingml/2006/main" ns1:Ignorable="w14 wp14">
   <w:body>
-    <w:p xmlns:wp14="http://schemas.microsoft.com/office/word/2010/wordml" wp14:textId="77777777">
-      <w:pPr>
-        <w:pStyle w:val="FirstParagraph"/>
-      </w:pPr>
-      <w:r>
-        <w:rPr/>
-        <w:t>2003 Hall of Fame Inductee Ross MacAskill – Colorado Springs</w:t>
-      </w:r>
-      <w:r>
-        <w:rPr/>
-        <w:t xml:space="preserve"> </w:t>
-      </w:r>
-      <w:r>
-        <w:rPr/>
-        <w:t>Ross MacAskill umpired across the United States starting in 1971 in Virginia, while he was</w:t>
-      </w:r>
-      <w:r>
-        <w:rPr/>
-        <w:t xml:space="preserve"> </w:t>
-      </w:r>
-      <w:r>
-        <w:rPr/>
-        <w:t xml:space="preserve">stationed with the USMC. </w:t>
-      </w:r>
-      <w:r>
-        <w:rPr/>
-        <w:t>Then</w:t>
-      </w:r>
-      <w:r>
-        <w:rPr/>
-        <w:t xml:space="preserve"> in 1973-</w:t>
-      </w:r>
-      <w:r>
-        <w:rPr/>
-        <w:t>75</w:t>
-      </w:r>
-      <w:r>
-        <w:rPr/>
-        <w:t xml:space="preserve"> Umpire in California and finally </w:t>
-      </w:r>
-      <w:r>
-        <w:rPr/>
-        <w:t>finishing</w:t>
-      </w:r>
-      <w:r>
-        <w:rPr/>
-        <w:t xml:space="preserve"> his</w:t>
-      </w:r>
-      <w:r>
-        <w:rPr/>
-        <w:t xml:space="preserve"> </w:t>
-      </w:r>
-      <w:r>
-        <w:rPr/>
-        <w:t>career in Colorado Springs from 1976-2002. Some of Ross’ accomplishments include the</w:t>
-      </w:r>
-      <w:r>
-        <w:rPr/>
-        <w:t xml:space="preserve"> </w:t>
-      </w:r>
-      <w:r>
-        <w:rPr/>
-        <w:t>Babe Ruth Regional 1980 World Series, Burlington Colorado, the 1983 Olympic Sports</w:t>
-      </w:r>
-      <w:r>
-        <w:rPr/>
-        <w:t xml:space="preserve"> </w:t>
-      </w:r>
-      <w:r>
-        <w:rPr/>
-        <w:t xml:space="preserve">Festival, Colorado Springs, </w:t>
-      </w:r>
-      <w:r>
-        <w:rPr/>
-        <w:t>and am</w:t>
-      </w:r>
-      <w:r>
-        <w:rPr/>
-        <w:t xml:space="preserve"> Area Director for CHSBUA in 1987-88. Ross was a state</w:t>
-      </w:r>
-      <w:r>
-        <w:rPr/>
-        <w:t xml:space="preserve"> </w:t>
-      </w:r>
-      <w:r>
-        <w:rPr/>
-        <w:t>championship umpire for a couple of games in the late 1980’s as well as in 1992, 1994,</w:t>
-      </w:r>
-      <w:r>
-        <w:rPr/>
-        <w:t xml:space="preserve"> </w:t>
-      </w:r>
-      <w:r>
-        <w:rPr/>
-        <w:t>1997, 2002.</w:t>
-      </w:r>
-      <w:r>
-        <w:rPr/>
-        <w:t xml:space="preserve"> </w:t>
-      </w:r>
-      <w:r>
-        <w:rPr/>
-        <w:t>Some of Ross’ fondness memories were: the players who make it to the Major Leagues, the</w:t>
-      </w:r>
-      <w:r>
-        <w:rPr/>
-        <w:t xml:space="preserve"> </w:t>
-      </w:r>
-      <w:r>
-        <w:rPr/>
-        <w:t>weather challenges during the Colorado High School baseball season, the coaches who gave</w:t>
-      </w:r>
-      <w:r>
-        <w:rPr/>
-        <w:t xml:space="preserve"> </w:t>
-      </w:r>
-      <w:r>
-        <w:rPr/>
-        <w:t>so much to the players they coached, changing from an outside chest protector to an inside</w:t>
-      </w:r>
-      <w:r>
-        <w:rPr/>
-        <w:t xml:space="preserve"> </w:t>
-      </w:r>
-      <w:r>
-        <w:rPr/>
-        <w:t>protector, working the high school all-star games at Mile High Stadium and Coors Field, the</w:t>
-      </w:r>
-      <w:r>
-        <w:rPr/>
-        <w:t xml:space="preserve"> </w:t>
-      </w:r>
-      <w:r>
-        <w:rPr/>
-        <w:t>days when he thought triple headers were fun, believing that what he did was important</w:t>
-      </w:r>
-      <w:r>
-        <w:rPr/>
-        <w:t xml:space="preserve"> </w:t>
-      </w:r>
-      <w:r>
-        <w:rPr/>
-        <w:t>and made a difference, being a part of an avocation where integrity was critical, watching</w:t>
-      </w:r>
-      <w:r>
-        <w:rPr/>
-        <w:t xml:space="preserve"> </w:t>
-      </w:r>
-      <w:r>
-        <w:rPr/>
-        <w:t>his sons grow up to love the game of baseball, trying to do his best so that the boys who</w:t>
-      </w:r>
-      <w:r>
-        <w:rPr/>
-        <w:t xml:space="preserve"> </w:t>
-      </w:r>
-      <w:r>
-        <w:rPr/>
-        <w:t>played could do their best, the fine men who he was privileged to umpire with on the field,</w:t>
-      </w:r>
-      <w:r>
-        <w:rPr/>
-        <w:t xml:space="preserve"> </w:t>
-      </w:r>
-      <w:r>
-        <w:rPr/>
-        <w:t>still searching for the perfect game, and his wife watching him (anonymously) in the stands</w:t>
-      </w:r>
-      <w:r>
-        <w:rPr/>
-        <w:t xml:space="preserve"> </w:t>
-      </w:r>
-      <w:r>
-        <w:rPr/>
-        <w:t>at his first game in 1971 and at his last game in May 2002.</w:t>
-      </w:r>
-    </w:p>
-    <w:p>
-      <w:pPr>
-        <w:pStyle w:val="BodyText"/>
-      </w:pPr>
-    </w:p>
-    <w:p>
-      <w:pPr>
-        <w:pStyle w:val="Heading2"/>
-        <w:spacing w:before="261" w:beforeAutospacing="off" w:after="261" w:afterAutospacing="off" w:line="300" w:lineRule="auto"/>
-      </w:pPr>
-      <w:r>
-        <w:rPr>
-          <w:rFonts w:ascii="Segoe UI" w:hAnsi="Segoe UI" w:eastAsia="Segoe UI" w:cs="Segoe UI"/>
-          <w:b w:val="1"/>
-          <w:bCs w:val="1"/>
-          <w:i w:val="0"/>
-          <w:iCs w:val="0"/>
-          <w:noProof w:val="0"/>
-          <w:sz w:val="31"/>
-          <w:szCs w:val="31"/>
-          <w:lang w:val="en-US"/>
-        </w:rPr>
-        <w:t>Revised Biography: Ross MacAskill</w:t>
-      </w:r>
-    </w:p>
-    <w:p>
+    <w:p ns2:paraId="7FBC4244" ns2:textId="68A741A2">
       <w:pPr>
         <w:pStyle w:val="Heading3"/>
         <w:spacing w:before="246" w:beforeAutospacing="off" w:after="246" w:afterAutospacing="off" w:line="300" w:lineRule="auto"/>
@@ -224,7 +22,7 @@
         <w:t>2003 Hall of Fame Inductee – Colorado Springs</w:t>
       </w:r>
     </w:p>
-    <w:p>
+    <w:p ns2:paraId="521CB5D6" ns2:textId="0762314E">
       <w:pPr>
         <w:spacing w:before="0" w:beforeAutospacing="off" w:after="0" w:afterAutospacing="off" w:line="300" w:lineRule="auto"/>
         <w:rPr>
@@ -282,7 +80,7 @@
         <w:t>. He continued officiating in California from 1973–75 before settling in Colorado Springs, where he worked from 1976–2002.</w:t>
       </w:r>
     </w:p>
-    <w:p>
+    <w:p ns2:paraId="3E461541" ns2:textId="77F7EFD1">
       <w:pPr>
         <w:spacing w:before="0" w:beforeAutospacing="off" w:after="0" w:afterAutospacing="off" w:line="300" w:lineRule="auto"/>
         <w:rPr>
@@ -424,7 +222,7 @@
         <w:t xml:space="preserve"> in 1987–88. Ross was selected to umpire several State Championship games during the late 1980s and again in 1992, 1994, 1997, and 2002.</w:t>
       </w:r>
     </w:p>
-    <w:p>
+    <w:p ns2:paraId="135F3693" ns2:textId="10DFC638">
       <w:pPr>
         <w:spacing w:before="0" w:beforeAutospacing="off" w:after="0" w:afterAutospacing="off" w:line="300" w:lineRule="auto"/>
         <w:rPr>
@@ -482,7 +280,7 @@
         <w:t xml:space="preserve"> tripleheaders were fun.</w:t>
       </w:r>
     </w:p>
-    <w:p>
+    <w:p ns2:paraId="37AD463B" ns2:textId="57C164A2">
       <w:pPr>
         <w:spacing w:before="0" w:beforeAutospacing="off" w:after="0" w:afterAutospacing="off" w:line="300" w:lineRule="auto"/>
         <w:rPr>
@@ -540,7 +338,7 @@
         <w:t xml:space="preserve"> in contributing to a game where integrity mattered, striving to give his best so players could give theirs. Ross also valued the camaraderie of the fine men he umpired with and treasured watching his sons grow to love baseball. One of his most meaningful memories was seeing his wife in the stands—quietly supporting him at his first game in 1971 and again at his final game in May 2002.</w:t>
       </w:r>
     </w:p>
-    <w:p>
+    <w:p ns2:paraId="418BF6C0" ns2:textId="47A5571A">
       <w:pPr>
         <w:pStyle w:val="BodyText"/>
       </w:pPr>
